--- a/mps-nivel-c/oficial/04_registros/AASP_Gerenciador/AASP01_Grupos-Usuarios/CAP-AASP01-001_Registro-de-Capacitacao-da-Equipe.docx
+++ b/mps-nivel-c/oficial/04_registros/AASP_Gerenciador/AASP01_Grupos-Usuarios/CAP-AASP01-001_Registro-de-Capacitacao-da-Equipe.docx
@@ -713,7 +713,7 @@
                 <w:i w:val="0"/>
                 <w:sz w:val="20"/>
               </w:rPr>
-              <w:t>.NET Framework 4.7.2 / ASP.NET Web API</w:t>
+              <w:t>.NET 5 / ASP.NET Core Web API</w:t>
             </w:r>
           </w:p>
         </w:tc>
@@ -2070,7 +2070,7 @@
           <w:i w:val="0"/>
           <w:sz w:val="22"/>
         </w:rPr>
-        <w:t>A equipe alocada já possuía as competências necessárias à stack e ao domínio do projeto, evidenciadas pela experiência prévia em módulos do sistema Gerenciador AASP (Dapper e .NET Framework 4.7.2 como padrão estabelecido — ver GDE-AASP01-001). Não foi identificada necessidade de treinamento formal específico para o início do projeto.</w:t>
+        <w:t>A equipe alocada já possuía as competências necessárias à stack e ao domínio do projeto, evidenciadas pela experiência prévia em módulos do sistema Gerenciador AASP (Dapper e .NET 5 como padrão estabelecido — ver GDE-AASP01-001). Não foi identificada necessidade de treinamento formal específico para o início do projeto.</w:t>
       </w:r>
     </w:p>
     <w:tbl>

--- a/mps-nivel-c/oficial/04_registros/AASP_Gerenciador/AASP01_Grupos-Usuarios/CAP-AASP01-001_Registro-de-Capacitacao-da-Equipe.docx
+++ b/mps-nivel-c/oficial/04_registros/AASP_Gerenciador/AASP01_Grupos-Usuarios/CAP-AASP01-001_Registro-de-Capacitacao-da-Equipe.docx
@@ -328,17 +328,8 @@
             </w:tcMar>
           </w:tcPr>
           <w:p>
-            <w:pPr>
-              <w:spacing w:before="40" w:after="40"/>
-            </w:pPr>
             <w:r>
-              <w:rPr>
-                <w:rFonts w:ascii="Calibri" w:hAnsi="Calibri"/>
-                <w:b w:val="0"/>
-                <w:i w:val="0"/>
-                <w:sz w:val="20"/>
-              </w:rPr>
-              <w:t>1.0</w:t>
+              <w:t>1.1</w:t>
             </w:r>
           </w:p>
         </w:tc>
@@ -384,17 +375,8 @@
             </w:tcMar>
           </w:tcPr>
           <w:p>
-            <w:pPr>
-              <w:spacing w:before="40" w:after="40"/>
-            </w:pPr>
             <w:r>
-              <w:rPr>
-                <w:rFonts w:ascii="Calibri" w:hAnsi="Calibri"/>
-                <w:b w:val="0"/>
-                <w:i w:val="0"/>
-                <w:sz w:val="20"/>
-              </w:rPr>
-              <w:t>19/05/2026</w:t>
+              <w:t>24/06/2026</w:t>
             </w:r>
           </w:p>
         </w:tc>
@@ -713,7 +695,7 @@
                 <w:i w:val="0"/>
                 <w:sz w:val="20"/>
               </w:rPr>
-              <w:t>.NET Framework 4.7.2 / ASP.NET Web API</w:t>
+              <w:t>.NET 5.0 (net5.0) / ASP.NET Web API</w:t>
             </w:r>
           </w:p>
         </w:tc>
@@ -902,7 +884,7 @@
                 <w:i w:val="0"/>
                 <w:sz w:val="20"/>
               </w:rPr>
-              <w:t>Design do ms.auxo.gruposusuarios e controle de permissões</w:t>
+              <w:t>Design do ms.auxo.usuarios e controle de permissões</w:t>
             </w:r>
           </w:p>
         </w:tc>
@@ -2070,7 +2052,7 @@
           <w:i w:val="0"/>
           <w:sz w:val="22"/>
         </w:rPr>
-        <w:t>A equipe alocada já possuía as competências necessárias à stack e ao domínio do projeto, evidenciadas pela experiência prévia em módulos do sistema Gerenciador AASP (Dapper e .NET Framework 4.7.2 como padrão estabelecido — ver GDE-AASP01-001). Não foi identificada necessidade de treinamento formal específico para o início do projeto.</w:t>
+        <w:t>A equipe alocada já possuía as competências necessárias à stack e ao domínio do projeto, evidenciadas pela experiência prévia em módulos do sistema Gerenciador AASP (Dapper e .NET 5.0 (net5.0) como padrão estabelecido — ver GDE-AASP01-001). Não foi identificada necessidade de treinamento formal específico para o início do projeto.</w:t>
       </w:r>
     </w:p>
     <w:tbl>
@@ -2532,6 +2514,48 @@
           </w:p>
         </w:tc>
       </w:tr>
+      <w:tr>
+        <w:tc>
+          <w:tcPr>
+            <w:tcW w:type="dxa" w:w="2225"/>
+          </w:tcPr>
+          <w:p>
+            <w:r>
+              <w:t>1.1</w:t>
+            </w:r>
+          </w:p>
+        </w:tc>
+        <w:tc>
+          <w:tcPr>
+            <w:tcW w:type="dxa" w:w="2225"/>
+          </w:tcPr>
+          <w:p>
+            <w:r>
+              <w:t>24/06/2026</w:t>
+            </w:r>
+          </w:p>
+        </w:tc>
+        <w:tc>
+          <w:tcPr>
+            <w:tcW w:type="dxa" w:w="2225"/>
+          </w:tcPr>
+          <w:p>
+            <w:r>
+              <w:t>Time de Melhoria Contínua</w:t>
+            </w:r>
+          </w:p>
+        </w:tc>
+        <w:tc>
+          <w:tcPr>
+            <w:tcW w:type="dxa" w:w="2225"/>
+          </w:tcPr>
+          <w:p>
+            <w:r>
+              <w:t>Reconciliação com o estado real do GitLab (produto/repositório ms.auxo.usuarios; framework net5.0 onde aplicável; entregas da Sprint 1 integradas em develop com baseline pela tag sprint-1-aceite).</w:t>
+            </w:r>
+          </w:p>
+        </w:tc>
+      </w:tr>
     </w:tbl>
     <w:p>
       <w:pPr>

--- a/mps-nivel-c/oficial/04_registros/AASP_Gerenciador/AASP01_Grupos-Usuarios/CAP-AASP01-001_Registro-de-Capacitacao-da-Equipe.docx
+++ b/mps-nivel-c/oficial/04_registros/AASP_Gerenciador/AASP01_Grupos-Usuarios/CAP-AASP01-001_Registro-de-Capacitacao-da-Equipe.docx
@@ -1021,7 +1021,7 @@
                 <w:i w:val="0"/>
                 <w:sz w:val="20"/>
               </w:rPr>
-              <w:t>Git Flow e Azure DevOps (Pull Request, pipeline CI/CD)</w:t>
+              <w:t>Git Flow e GitLab (Merge Request, pipeline CI/CD)</w:t>
             </w:r>
           </w:p>
         </w:tc>

--- a/mps-nivel-c/oficial/04_registros/AASP_Gerenciador/AASP01_Grupos-Usuarios/CAP-AASP01-001_Registro-de-Capacitacao-da-Equipe.docx
+++ b/mps-nivel-c/oficial/04_registros/AASP_Gerenciador/AASP01_Grupos-Usuarios/CAP-AASP01-001_Registro-de-Capacitacao-da-Equipe.docx
@@ -1539,7 +1539,7 @@
                 <w:i w:val="0"/>
                 <w:sz w:val="20"/>
               </w:rPr>
-              <w:t>Cézar Velázquez</w:t>
+              <w:t>Cezar Hiraki</w:t>
             </w:r>
           </w:p>
         </w:tc>
@@ -1646,7 +1646,7 @@
                 <w:i w:val="0"/>
                 <w:sz w:val="20"/>
               </w:rPr>
-              <w:t>Renan Kioshi</w:t>
+              <w:t>Renan Kiyoshi</w:t>
             </w:r>
           </w:p>
         </w:tc>
@@ -1900,111 +1900,6 @@
               <w:right w:w="100" w:type="dxa"/>
             </w:tcMar>
             <w:shd w:val="clear" w:color="auto" w:fill="EBF5FB"/>
-          </w:tcPr>
-          <w:p>
-            <w:pPr>
-              <w:spacing w:before="40" w:after="40"/>
-            </w:pPr>
-            <w:r>
-              <w:rPr>
-                <w:rFonts w:ascii="Calibri" w:hAnsi="Calibri"/>
-                <w:b w:val="0"/>
-                <w:i w:val="0"/>
-                <w:sz w:val="20"/>
-              </w:rPr>
-              <w:t>✅</w:t>
-            </w:r>
-          </w:p>
-        </w:tc>
-      </w:tr>
-      <w:tr>
-        <w:trPr>
-          <w:cantSplit w:val="1"/>
-        </w:trPr>
-        <w:tc>
-          <w:tcPr>
-            <w:tcW w:type="dxa" w:w="2225"/>
-            <w:tcMar>
-              <w:top w:w="60" w:type="dxa"/>
-              <w:bottom w:w="60" w:type="dxa"/>
-              <w:left w:w="100" w:type="dxa"/>
-              <w:right w:w="100" w:type="dxa"/>
-            </w:tcMar>
-          </w:tcPr>
-          <w:p>
-            <w:pPr>
-              <w:spacing w:before="40" w:after="40"/>
-            </w:pPr>
-            <w:r>
-              <w:rPr>
-                <w:rFonts w:ascii="Calibri" w:hAnsi="Calibri"/>
-                <w:b w:val="0"/>
-                <w:i w:val="0"/>
-                <w:sz w:val="20"/>
-              </w:rPr>
-              <w:t>QA (Timeware)</w:t>
-            </w:r>
-          </w:p>
-        </w:tc>
-        <w:tc>
-          <w:tcPr>
-            <w:tcW w:type="dxa" w:w="2225"/>
-            <w:tcMar>
-              <w:top w:w="60" w:type="dxa"/>
-              <w:bottom w:w="60" w:type="dxa"/>
-              <w:left w:w="100" w:type="dxa"/>
-              <w:right w:w="100" w:type="dxa"/>
-            </w:tcMar>
-          </w:tcPr>
-          <w:p>
-            <w:pPr>
-              <w:spacing w:before="40" w:after="40"/>
-            </w:pPr>
-            <w:r>
-              <w:rPr>
-                <w:rFonts w:ascii="Calibri" w:hAnsi="Calibri"/>
-                <w:b w:val="0"/>
-                <w:i w:val="0"/>
-                <w:sz w:val="20"/>
-              </w:rPr>
-              <w:t>Caroline Jenifer</w:t>
-            </w:r>
-          </w:p>
-        </w:tc>
-        <w:tc>
-          <w:tcPr>
-            <w:tcW w:type="dxa" w:w="2225"/>
-            <w:tcMar>
-              <w:top w:w="60" w:type="dxa"/>
-              <w:bottom w:w="60" w:type="dxa"/>
-              <w:left w:w="100" w:type="dxa"/>
-              <w:right w:w="100" w:type="dxa"/>
-            </w:tcMar>
-          </w:tcPr>
-          <w:p>
-            <w:pPr>
-              <w:spacing w:before="40" w:after="40"/>
-            </w:pPr>
-            <w:r>
-              <w:rPr>
-                <w:rFonts w:ascii="Calibri" w:hAnsi="Calibri"/>
-                <w:b w:val="0"/>
-                <w:i w:val="0"/>
-                <w:sz w:val="20"/>
-              </w:rPr>
-              <w:t>C-06, homologação e cenários de teste</w:t>
-            </w:r>
-          </w:p>
-        </w:tc>
-        <w:tc>
-          <w:tcPr>
-            <w:tcW w:type="dxa" w:w="2225"/>
-            <w:tcMar>
-              <w:top w:w="60" w:type="dxa"/>
-              <w:bottom w:w="60" w:type="dxa"/>
-              <w:left w:w="100" w:type="dxa"/>
-              <w:right w:w="100" w:type="dxa"/>
-            </w:tcMar>
           </w:tcPr>
           <w:p>
             <w:pPr>
